--- a/client/public/arunkumar-kandasamy-resume.docx
+++ b/client/public/arunkumar-kandasamy-resume.docx
@@ -123,12 +123,12 @@
                 <wp:inline distB="114300" distT="114300" distL="114300" distR="114300">
                   <wp:extent cx="137160" cy="137160"/>
                   <wp:effectExtent b="0" l="0" r="0" t="0"/>
-                  <wp:docPr id="9" name="image3.png"/>
+                  <wp:docPr id="9" name="image1.png"/>
                   <a:graphic>
                     <a:graphicData uri="http://schemas.openxmlformats.org/drawingml/2006/picture">
                       <pic:pic>
                         <pic:nvPicPr>
-                          <pic:cNvPr id="0" name="image3.png"/>
+                          <pic:cNvPr id="0" name="image1.png"/>
                           <pic:cNvPicPr preferRelativeResize="0"/>
                         </pic:nvPicPr>
                         <pic:blipFill>
@@ -158,7 +158,7 @@
                 <w:szCs w:val="20"/>
                 <w:rtl w:val="0"/>
               </w:rPr>
-              <w:t xml:space="preserve"> +91 9003457395</w:t>
+              <w:t xml:space="preserve"> +91 9360 74 00 47</w:t>
             </w:r>
           </w:p>
           <w:p>
@@ -255,12 +255,12 @@
                 <wp:inline distB="114300" distT="114300" distL="114300" distR="114300">
                   <wp:extent cx="728663" cy="710446"/>
                   <wp:effectExtent b="0" l="0" r="0" t="0"/>
-                  <wp:docPr id="3" name="image1.png"/>
+                  <wp:docPr id="3" name="image4.png"/>
                   <a:graphic>
                     <a:graphicData uri="http://schemas.openxmlformats.org/drawingml/2006/picture">
                       <pic:pic>
                         <pic:nvPicPr>
-                          <pic:cNvPr id="0" name="image1.png"/>
+                          <pic:cNvPr id="0" name="image4.png"/>
                           <pic:cNvPicPr preferRelativeResize="0"/>
                         </pic:nvPicPr>
                         <pic:blipFill>
@@ -335,12 +335,12 @@
           <wp:inline distB="114300" distT="114300" distL="114300" distR="114300">
             <wp:extent cx="137160" cy="137160"/>
             <wp:effectExtent b="0" l="0" r="0" t="0"/>
-            <wp:docPr id="1" name="image4.png"/>
+            <wp:docPr id="1" name="image2.png"/>
             <a:graphic>
               <a:graphicData uri="http://schemas.openxmlformats.org/drawingml/2006/picture">
                 <pic:pic>
                   <pic:nvPicPr>
-                    <pic:cNvPr id="0" name="image4.png"/>
+                    <pic:cNvPr id="0" name="image2.png"/>
                     <pic:cNvPicPr preferRelativeResize="0"/>
                   </pic:nvPicPr>
                   <pic:blipFill>
@@ -391,12 +391,12 @@
           <wp:inline distB="114300" distT="114300" distL="114300" distR="114300">
             <wp:extent cx="137160" cy="137160"/>
             <wp:effectExtent b="0" l="0" r="0" t="0"/>
-            <wp:docPr id="5" name="image5.png"/>
+            <wp:docPr id="5" name="image3.png"/>
             <a:graphic>
               <a:graphicData uri="http://schemas.openxmlformats.org/drawingml/2006/picture">
                 <pic:pic>
                   <pic:nvPicPr>
-                    <pic:cNvPr id="0" name="image5.png"/>
+                    <pic:cNvPr id="0" name="image3.png"/>
                     <pic:cNvPicPr preferRelativeResize="0"/>
                   </pic:nvPicPr>
                   <pic:blipFill>
@@ -447,12 +447,12 @@
           <wp:inline distB="114300" distT="114300" distL="114300" distR="114300">
             <wp:extent cx="164592" cy="164592"/>
             <wp:effectExtent b="0" l="0" r="0" t="0"/>
-            <wp:docPr id="6" name="image2.png"/>
+            <wp:docPr id="6" name="image10.png"/>
             <a:graphic>
               <a:graphicData uri="http://schemas.openxmlformats.org/drawingml/2006/picture">
                 <pic:pic>
                   <pic:nvPicPr>
-                    <pic:cNvPr id="0" name="image2.png"/>
+                    <pic:cNvPr id="0" name="image10.png"/>
                     <pic:cNvPicPr preferRelativeResize="0"/>
                   </pic:nvPicPr>
                   <pic:blipFill>
@@ -6002,19 +6002,6 @@
           <w:rtl w:val="0"/>
         </w:rPr>
       </w:r>
-    </w:p>
-    <w:p>
-      <w:pPr>
-        <w:rPr>
-          <w:sz w:val="20"/>
-          <w:szCs w:val="20"/>
-        </w:rPr>
-      </w:pPr>
-      <w:r>
-        <w:rPr>
-          <w:rtl w:val="0"/>
-        </w:rPr>
-      </w:r>
       <w:r>
         <w:drawing>
           <wp:anchor allowOverlap="1" behindDoc="1" distB="114300" distT="114300" distL="114300" distR="114300" hidden="0" layoutInCell="1" locked="0" relativeHeight="0" simplePos="0">
@@ -6028,12 +6015,12 @@
             <wp:extent cx="261938" cy="261938"/>
             <wp:effectExtent b="0" l="0" r="0" t="0"/>
             <wp:wrapNone/>
-            <wp:docPr id="7" name="image6.png"/>
+            <wp:docPr id="7" name="image8.png"/>
             <a:graphic>
               <a:graphicData uri="http://schemas.openxmlformats.org/drawingml/2006/picture">
                 <pic:pic>
                   <pic:nvPicPr>
-                    <pic:cNvPr id="0" name="image6.png"/>
+                    <pic:cNvPr id="0" name="image8.png"/>
                     <pic:cNvPicPr preferRelativeResize="0"/>
                   </pic:nvPicPr>
                   <pic:blipFill>
@@ -6070,12 +6057,12 @@
             <wp:extent cx="212527" cy="200025"/>
             <wp:effectExtent b="0" l="0" r="0" t="0"/>
             <wp:wrapNone/>
-            <wp:docPr id="4" name="image7.png"/>
+            <wp:docPr id="4" name="image5.png"/>
             <a:graphic>
               <a:graphicData uri="http://schemas.openxmlformats.org/drawingml/2006/picture">
                 <pic:pic>
                   <pic:nvPicPr>
-                    <pic:cNvPr id="0" name="image7.png"/>
+                    <pic:cNvPr id="0" name="image5.png"/>
                     <pic:cNvPicPr preferRelativeResize="0"/>
                   </pic:nvPicPr>
                   <pic:blipFill>
@@ -6112,12 +6099,12 @@
             <wp:extent cx="209550" cy="209550"/>
             <wp:effectExtent b="0" l="0" r="0" t="0"/>
             <wp:wrapNone/>
-            <wp:docPr id="8" name="image10.png"/>
+            <wp:docPr id="8" name="image6.png"/>
             <a:graphic>
               <a:graphicData uri="http://schemas.openxmlformats.org/drawingml/2006/picture">
                 <pic:pic>
                   <pic:nvPicPr>
-                    <pic:cNvPr id="0" name="image10.png"/>
+                    <pic:cNvPr id="0" name="image6.png"/>
                     <pic:cNvPicPr preferRelativeResize="0"/>
                   </pic:nvPicPr>
                   <pic:blipFill>
@@ -6174,47 +6161,6 @@
     <w:p>
       <w:pPr>
         <w:rPr>
-          <w:sz w:val="20"/>
-          <w:szCs w:val="20"/>
-        </w:rPr>
-      </w:pPr>
-      <w:r>
-        <w:rPr>
-          <w:rtl w:val="0"/>
-        </w:rPr>
-      </w:r>
-    </w:p>
-    <w:p>
-      <w:pPr>
-        <w:rPr>
-          <w:sz w:val="20"/>
-          <w:szCs w:val="20"/>
-        </w:rPr>
-      </w:pPr>
-      <w:r>
-        <w:rPr>
-          <w:rtl w:val="0"/>
-        </w:rPr>
-      </w:r>
-    </w:p>
-    <w:p>
-      <w:pPr>
-        <w:rPr>
-          <w:b w:val="1"/>
-          <w:bCs w:val="1"/>
-          <w:sz w:val="20"/>
-          <w:szCs w:val="20"/>
-        </w:rPr>
-      </w:pPr>
-      <w:r>
-        <w:rPr>
-          <w:rtl w:val="0"/>
-        </w:rPr>
-      </w:r>
-    </w:p>
-    <w:p>
-      <w:pPr>
-        <w:rPr>
           <w:b w:val="1"/>
           <w:bCs w:val="1"/>
           <w:sz w:val="20"/>
@@ -6304,12 +6250,12 @@
           <wp:inline distB="114300" distT="114300" distL="114300" distR="114300">
             <wp:extent cx="1166813" cy="822250"/>
             <wp:effectExtent b="0" l="0" r="0" t="0"/>
-            <wp:docPr id="10" name="image8.png"/>
+            <wp:docPr id="10" name="image7.png"/>
             <a:graphic>
               <a:graphicData uri="http://schemas.openxmlformats.org/drawingml/2006/picture">
                 <pic:pic>
                   <pic:nvPicPr>
-                    <pic:cNvPr id="0" name="image8.png"/>
+                    <pic:cNvPr id="0" name="image7.png"/>
                     <pic:cNvPicPr preferRelativeResize="0"/>
                   </pic:nvPicPr>
                   <pic:blipFill>
@@ -6408,6 +6354,160 @@
       <w:pPr>
         <w:rPr/>
       </w:pPr>
+      <w:r>
+        <w:rPr>
+          <w:rtl w:val="0"/>
+        </w:rPr>
+      </w:r>
+    </w:p>
+    <w:p>
+      <w:pPr>
+        <w:rPr/>
+      </w:pPr>
+      <w:r>
+        <w:rPr>
+          <w:rtl w:val="0"/>
+        </w:rPr>
+      </w:r>
+    </w:p>
+    <w:p>
+      <w:pPr>
+        <w:rPr/>
+      </w:pPr>
+      <w:r>
+        <w:rPr>
+          <w:rtl w:val="0"/>
+        </w:rPr>
+      </w:r>
+    </w:p>
+    <w:p>
+      <w:pPr>
+        <w:rPr/>
+      </w:pPr>
+      <w:r>
+        <w:rPr>
+          <w:rtl w:val="0"/>
+        </w:rPr>
+      </w:r>
+    </w:p>
+    <w:p>
+      <w:pPr>
+        <w:rPr/>
+      </w:pPr>
+      <w:r>
+        <w:rPr>
+          <w:rtl w:val="0"/>
+        </w:rPr>
+      </w:r>
+    </w:p>
+    <w:p>
+      <w:pPr>
+        <w:rPr/>
+      </w:pPr>
+      <w:r>
+        <w:rPr>
+          <w:rtl w:val="0"/>
+        </w:rPr>
+      </w:r>
+    </w:p>
+    <w:p>
+      <w:pPr>
+        <w:rPr/>
+      </w:pPr>
+      <w:r>
+        <w:rPr>
+          <w:rtl w:val="0"/>
+        </w:rPr>
+      </w:r>
+    </w:p>
+    <w:p>
+      <w:pPr>
+        <w:rPr/>
+      </w:pPr>
+      <w:r>
+        <w:rPr>
+          <w:rtl w:val="0"/>
+        </w:rPr>
+      </w:r>
+    </w:p>
+    <w:p>
+      <w:pPr>
+        <w:rPr/>
+      </w:pPr>
+      <w:r>
+        <w:rPr>
+          <w:rtl w:val="0"/>
+        </w:rPr>
+      </w:r>
+    </w:p>
+    <w:p>
+      <w:pPr>
+        <w:rPr/>
+      </w:pPr>
+      <w:r>
+        <w:rPr>
+          <w:rtl w:val="0"/>
+        </w:rPr>
+      </w:r>
+    </w:p>
+    <w:p>
+      <w:pPr>
+        <w:rPr/>
+      </w:pPr>
+      <w:r>
+        <w:rPr>
+          <w:rtl w:val="0"/>
+        </w:rPr>
+      </w:r>
+    </w:p>
+    <w:p>
+      <w:pPr>
+        <w:rPr/>
+      </w:pPr>
+      <w:r>
+        <w:rPr>
+          <w:rtl w:val="0"/>
+        </w:rPr>
+      </w:r>
+    </w:p>
+    <w:p>
+      <w:pPr>
+        <w:rPr/>
+      </w:pPr>
+      <w:r>
+        <w:rPr>
+          <w:i w:val="1"/>
+          <w:iCs w:val="1"/>
+          <w:sz w:val="20"/>
+          <w:szCs w:val="20"/>
+          <w:rtl w:val="0"/>
+        </w:rPr>
+        <w:t xml:space="preserve">For the MS-Word (.docs) format of the same resume, refer to:</w:t>
+      </w:r>
+      <w:hyperlink r:id="rId20">
+        <w:r>
+          <w:rPr>
+            <w:i w:val="1"/>
+            <w:iCs w:val="1"/>
+            <w:sz w:val="20"/>
+            <w:szCs w:val="20"/>
+            <w:rtl w:val="0"/>
+          </w:rPr>
+          <w:t xml:space="preserve"> </w:t>
+        </w:r>
+      </w:hyperlink>
+      <w:hyperlink r:id="rId21">
+        <w:r>
+          <w:rPr>
+            <w:i w:val="1"/>
+            <w:iCs w:val="1"/>
+            <w:sz w:val="20"/>
+            <w:szCs w:val="20"/>
+            <w:rtl w:val="0"/>
+          </w:rPr>
+          <w:t xml:space="preserve">https://arunkumar1ly.vercel.app</w:t>
+        </w:r>
+      </w:hyperlink>
       <w:r>
         <w:rPr>
           <w:rtl w:val="0"/>

--- a/client/public/arunkumar-kandasamy-resume.docx
+++ b/client/public/arunkumar-kandasamy-resume.docx
@@ -84,7 +84,17 @@
                 <w:szCs w:val="19"/>
                 <w:rtl w:val="0"/>
               </w:rPr>
-              <w:t xml:space="preserve">Solution Architecture </w:t>
+              <w:t xml:space="preserve">solutions</w:t>
+            </w:r>
+            <w:r>
+              <w:rPr>
+                <w:i w:val="1"/>
+                <w:iCs w:val="1"/>
+                <w:sz w:val="19"/>
+                <w:szCs w:val="19"/>
+                <w:rtl w:val="0"/>
+              </w:rPr>
+              <w:t xml:space="preserve"> Architecture </w:t>
             </w:r>
             <w:r>
               <w:rPr>
@@ -123,12 +133,12 @@
                 <wp:inline distB="114300" distT="114300" distL="114300" distR="114300">
                   <wp:extent cx="137160" cy="137160"/>
                   <wp:effectExtent b="0" l="0" r="0" t="0"/>
-                  <wp:docPr id="9" name="image1.png"/>
+                  <wp:docPr id="9" name="image10.png"/>
                   <a:graphic>
                     <a:graphicData uri="http://schemas.openxmlformats.org/drawingml/2006/picture">
                       <pic:pic>
                         <pic:nvPicPr>
-                          <pic:cNvPr id="0" name="image1.png"/>
+                          <pic:cNvPr id="0" name="image10.png"/>
                           <pic:cNvPicPr preferRelativeResize="0"/>
                         </pic:nvPicPr>
                         <pic:blipFill>
@@ -178,12 +188,12 @@
                 <wp:inline distB="114300" distT="114300" distL="114300" distR="114300">
                   <wp:extent cx="109728" cy="109728"/>
                   <wp:effectExtent b="0" l="0" r="0" t="0"/>
-                  <wp:docPr id="2" name="image9.png"/>
+                  <wp:docPr id="2" name="image7.png"/>
                   <a:graphic>
                     <a:graphicData uri="http://schemas.openxmlformats.org/drawingml/2006/picture">
                       <pic:pic>
                         <pic:nvPicPr>
-                          <pic:cNvPr id="0" name="image9.png"/>
+                          <pic:cNvPr id="0" name="image7.png"/>
                           <pic:cNvPicPr preferRelativeResize="0"/>
                         </pic:nvPicPr>
                         <pic:blipFill>
@@ -391,12 +401,12 @@
           <wp:inline distB="114300" distT="114300" distL="114300" distR="114300">
             <wp:extent cx="137160" cy="137160"/>
             <wp:effectExtent b="0" l="0" r="0" t="0"/>
-            <wp:docPr id="5" name="image3.png"/>
+            <wp:docPr id="5" name="image6.png"/>
             <a:graphic>
               <a:graphicData uri="http://schemas.openxmlformats.org/drawingml/2006/picture">
                 <pic:pic>
                   <pic:nvPicPr>
-                    <pic:cNvPr id="0" name="image3.png"/>
+                    <pic:cNvPr id="0" name="image6.png"/>
                     <pic:cNvPicPr preferRelativeResize="0"/>
                   </pic:nvPicPr>
                   <pic:blipFill>
@@ -447,12 +457,12 @@
           <wp:inline distB="114300" distT="114300" distL="114300" distR="114300">
             <wp:extent cx="164592" cy="164592"/>
             <wp:effectExtent b="0" l="0" r="0" t="0"/>
-            <wp:docPr id="6" name="image10.png"/>
+            <wp:docPr id="6" name="image9.png"/>
             <a:graphic>
               <a:graphicData uri="http://schemas.openxmlformats.org/drawingml/2006/picture">
                 <pic:pic>
                   <pic:nvPicPr>
-                    <pic:cNvPr id="0" name="image10.png"/>
+                    <pic:cNvPr id="0" name="image9.png"/>
                     <pic:cNvPicPr preferRelativeResize="0"/>
                   </pic:nvPicPr>
                   <pic:blipFill>
@@ -531,7 +541,7 @@
           <w:szCs w:val="20"/>
           <w:rtl w:val="0"/>
         </w:rPr>
-        <w:t xml:space="preserve">Forward-focused Solution Architect / Tech Lead with 16+ years of experience designing and delivering web platforms and enterprise products across Agile and Hybrid delivery models. Blend hands-on architecture and engineering leadership (Ruby on Rails, cloud, performance, distributed systems) with end-to-end technical delivery ownership (scope, planning, risk management, release governance) to ship predictable outcomes. Experienced partnering with Product, Engineering, QA, Support, and Marketing across the SDLC, including beta programs and production releases.</w:t>
+        <w:t xml:space="preserve">Forward-focused solutions Architect / Tech Lead with 16+ years of experience designing and delivering web platforms and enterprise products across Agile and Hybrid delivery models. Blend hands-on architecture and engineering leadership (Ruby on Rails, cloud, performance, distributed systems) with end-to-end technical delivery ownership (scope, planning, risk management, release governance) to ship predictable outcomes. Experienced partnering with Product, Engineering, QA, Support, and Marketing across the SDLC, including beta programs and production releases.</w:t>
       </w:r>
     </w:p>
     <w:p>
@@ -1510,7 +1520,7 @@
                 <w:szCs w:val="20"/>
                 <w:rtl w:val="0"/>
               </w:rPr>
-              <w:t xml:space="preserve">Co-founder &amp; Solution Architect at </w:t>
+              <w:t xml:space="preserve">Co-founder &amp; solutions Architect at </w:t>
             </w:r>
             <w:r>
               <w:rPr>
@@ -1675,7 +1685,7 @@
                 <w:szCs w:val="20"/>
                 <w:rtl w:val="0"/>
               </w:rPr>
-              <w:t xml:space="preserve">Founded and lead engineering direction at ThinkPro, owning solution architecture (</w:t>
+              <w:t xml:space="preserve">Founded and lead engineering direction at ThinkPro, owning solutions architecture (</w:t>
             </w:r>
             <w:r>
               <w:rPr>
@@ -3081,7 +3091,7 @@
                 <w:szCs w:val="20"/>
                 <w:rtl w:val="0"/>
               </w:rPr>
-              <w:t xml:space="preserve">Worked directly with stakeholders for requirement clarity, solution design, and delivery timelines.</w:t>
+              <w:t xml:space="preserve">Worked directly with stakeholders for requirement clarity, solutions design, and delivery timelines.</w:t>
             </w:r>
           </w:p>
           <w:p>
@@ -4072,7 +4082,7 @@
           <w:szCs w:val="20"/>
           <w:rtl w:val="0"/>
         </w:rPr>
-        <w:t xml:space="preserve">Solution Architect</w:t>
+        <w:t xml:space="preserve">solutions Architect</w:t>
       </w:r>
       <w:r>
         <w:rPr>
@@ -6015,12 +6025,12 @@
             <wp:extent cx="261938" cy="261938"/>
             <wp:effectExtent b="0" l="0" r="0" t="0"/>
             <wp:wrapNone/>
-            <wp:docPr id="7" name="image8.png"/>
+            <wp:docPr id="7" name="image5.png"/>
             <a:graphic>
               <a:graphicData uri="http://schemas.openxmlformats.org/drawingml/2006/picture">
                 <pic:pic>
                   <pic:nvPicPr>
-                    <pic:cNvPr id="0" name="image8.png"/>
+                    <pic:cNvPr id="0" name="image5.png"/>
                     <pic:cNvPicPr preferRelativeResize="0"/>
                   </pic:nvPicPr>
                   <pic:blipFill>
@@ -6057,12 +6067,12 @@
             <wp:extent cx="212527" cy="200025"/>
             <wp:effectExtent b="0" l="0" r="0" t="0"/>
             <wp:wrapNone/>
-            <wp:docPr id="4" name="image5.png"/>
+            <wp:docPr id="4" name="image1.png"/>
             <a:graphic>
               <a:graphicData uri="http://schemas.openxmlformats.org/drawingml/2006/picture">
                 <pic:pic>
                   <pic:nvPicPr>
-                    <pic:cNvPr id="0" name="image5.png"/>
+                    <pic:cNvPr id="0" name="image1.png"/>
                     <pic:cNvPicPr preferRelativeResize="0"/>
                   </pic:nvPicPr>
                   <pic:blipFill>
@@ -6099,12 +6109,12 @@
             <wp:extent cx="209550" cy="209550"/>
             <wp:effectExtent b="0" l="0" r="0" t="0"/>
             <wp:wrapNone/>
-            <wp:docPr id="8" name="image6.png"/>
+            <wp:docPr id="8" name="image3.png"/>
             <a:graphic>
               <a:graphicData uri="http://schemas.openxmlformats.org/drawingml/2006/picture">
                 <pic:pic>
                   <pic:nvPicPr>
-                    <pic:cNvPr id="0" name="image6.png"/>
+                    <pic:cNvPr id="0" name="image3.png"/>
                     <pic:cNvPicPr preferRelativeResize="0"/>
                   </pic:nvPicPr>
                   <pic:blipFill>
@@ -6250,12 +6260,12 @@
           <wp:inline distB="114300" distT="114300" distL="114300" distR="114300">
             <wp:extent cx="1166813" cy="822250"/>
             <wp:effectExtent b="0" l="0" r="0" t="0"/>
-            <wp:docPr id="10" name="image7.png"/>
+            <wp:docPr id="10" name="image8.png"/>
             <a:graphic>
               <a:graphicData uri="http://schemas.openxmlformats.org/drawingml/2006/picture">
                 <pic:pic>
                   <pic:nvPicPr>
-                    <pic:cNvPr id="0" name="image7.png"/>
+                    <pic:cNvPr id="0" name="image8.png"/>
                     <pic:cNvPicPr preferRelativeResize="0"/>
                   </pic:nvPicPr>
                   <pic:blipFill>
@@ -6482,7 +6492,7 @@
           <w:szCs w:val="20"/>
           <w:rtl w:val="0"/>
         </w:rPr>
-        <w:t xml:space="preserve">For the MS-Word (.docs) format of the same resume, refer to:</w:t>
+        <w:t xml:space="preserve">For the .pdf format of the same resume, refer to:</w:t>
       </w:r>
       <w:hyperlink r:id="rId20">
         <w:r>

--- a/client/public/arunkumar-kandasamy-resume.docx
+++ b/client/public/arunkumar-kandasamy-resume.docx
@@ -75,8 +75,6 @@
             <w:pPr>
               <w:widowControl w:val="0"/>
               <w:rPr>
-                <w:i w:val="1"/>
-                <w:iCs w:val="1"/>
                 <w:sz w:val="18"/>
                 <w:szCs w:val="18"/>
               </w:rPr>
@@ -89,36 +87,7 @@
                 <w:szCs w:val="18"/>
                 <w:rtl w:val="0"/>
               </w:rPr>
-              <w:t xml:space="preserve">Engineering Lead | Scalable Systems | Ruby on Rails, React, Next.js |</w:t>
-            </w:r>
-          </w:p>
-          <w:p>
-            <w:pPr>
-              <w:widowControl w:val="0"/>
-              <w:rPr>
-                <w:sz w:val="18"/>
-                <w:szCs w:val="18"/>
-              </w:rPr>
-            </w:pPr>
-            <w:r>
-              <w:rPr>
-                <w:i w:val="1"/>
-                <w:iCs w:val="1"/>
-                <w:sz w:val="18"/>
-                <w:szCs w:val="18"/>
-                <w:rtl w:val="0"/>
-              </w:rPr>
-              <w:t xml:space="preserve">Cloud (AWS) | Driving Predictable Delivery</w:t>
-            </w:r>
-            <w:r>
-              <w:rPr>
-                <w:i w:val="1"/>
-                <w:iCs w:val="1"/>
-                <w:sz w:val="18"/>
-                <w:szCs w:val="18"/>
-                <w:rtl w:val="0"/>
-              </w:rPr>
-              <w:t xml:space="preserve"> </w:t>
+              <w:t xml:space="preserve">Principal Software Engineer </w:t>
             </w:r>
             <w:r>
               <w:rPr>
@@ -157,12 +126,12 @@
                 <wp:inline distB="114300" distT="114300" distL="114300" distR="114300">
                   <wp:extent cx="137160" cy="137160"/>
                   <wp:effectExtent b="0" l="0" r="0" t="0"/>
-                  <wp:docPr id="9" name="image6.png"/>
+                  <wp:docPr id="9" name="image3.png"/>
                   <a:graphic>
                     <a:graphicData uri="http://schemas.openxmlformats.org/drawingml/2006/picture">
                       <pic:pic>
                         <pic:nvPicPr>
-                          <pic:cNvPr id="0" name="image6.png"/>
+                          <pic:cNvPr id="0" name="image3.png"/>
                           <pic:cNvPicPr preferRelativeResize="0"/>
                         </pic:nvPicPr>
                         <pic:blipFill>
@@ -212,12 +181,12 @@
                 <wp:inline distB="114300" distT="114300" distL="114300" distR="114300">
                   <wp:extent cx="109728" cy="109728"/>
                   <wp:effectExtent b="0" l="0" r="0" t="0"/>
-                  <wp:docPr id="2" name="image8.png"/>
+                  <wp:docPr id="2" name="image4.png"/>
                   <a:graphic>
                     <a:graphicData uri="http://schemas.openxmlformats.org/drawingml/2006/picture">
                       <pic:pic>
                         <pic:nvPicPr>
-                          <pic:cNvPr id="0" name="image8.png"/>
+                          <pic:cNvPr id="0" name="image4.png"/>
                           <pic:cNvPicPr preferRelativeResize="0"/>
                         </pic:nvPicPr>
                         <pic:blipFill>
@@ -280,12 +249,12 @@
                 <wp:inline distB="114300" distT="114300" distL="114300" distR="114300">
                   <wp:extent cx="728663" cy="710446"/>
                   <wp:effectExtent b="0" l="0" r="0" t="0"/>
-                  <wp:docPr id="4" name="image7.png"/>
+                  <wp:docPr id="4" name="image1.png"/>
                   <a:graphic>
                     <a:graphicData uri="http://schemas.openxmlformats.org/drawingml/2006/picture">
                       <pic:pic>
                         <pic:nvPicPr>
-                          <pic:cNvPr id="0" name="image7.png"/>
+                          <pic:cNvPr id="0" name="image1.png"/>
                           <pic:cNvPicPr preferRelativeResize="0"/>
                         </pic:nvPicPr>
                         <pic:blipFill>
@@ -364,7 +333,7 @@
           <w:szCs w:val="18"/>
           <w:rtl w:val="0"/>
         </w:rPr>
-        <w:t xml:space="preserve">Forward-focused Engineering Lead with 16+ years of experience designing and delivering scalable web platforms and enterprise products across Agile and Hybrid delivery models. Blends hands-on architecture and engineering leadership (Ruby on Rails, cloud, performance, distributed systems) with end-to-end delivery ownership (planning, execution, risk management, and release governance) to drive predictable outcomes. Experienced in partnering with Product, Engineering, QA, Support, and Marketing across the SDLC, including beta programs and production releases.</w:t>
+        <w:t xml:space="preserve">Forward-focused Principal Software Engineer with 16+ years of experience designing and delivering scalable web platforms and enterprise products across Agile and Hybrid delivery models. Blends hands-on architecture and engineering leadership (Ruby on Rails, cloud, performance, distributed systems) with end-to-end delivery ownership (planning, execution, risk management, and release governance) to drive predictable outcomes. Experienced in partnering with Product, Engineering, QA, Support, and Marketing across the SDLC, including beta programs and production releases.</w:t>
       </w:r>
       <w:r>
         <w:rPr>
@@ -940,160 +909,75 @@
           <w:szCs w:val="18"/>
           <w:rtl w:val="0"/>
         </w:rPr>
-        <w:t xml:space="preserve">KEY ACHIEVEMENTS</w:t>
-      </w:r>
-    </w:p>
-    <w:p>
-      <w:pPr>
-        <w:ind w:left="720" w:firstLine="0"/>
-        <w:rPr>
-          <w:i w:val="1"/>
-          <w:iCs w:val="1"/>
-          <w:sz w:val="18"/>
-          <w:szCs w:val="18"/>
-        </w:rPr>
-      </w:pPr>
-      <w:r>
-        <w:rPr>
-          <w:i w:val="1"/>
-          <w:iCs w:val="1"/>
-          <w:sz w:val="18"/>
-          <w:szCs w:val="18"/>
-          <w:rtl w:val="0"/>
-        </w:rPr>
-        <w:t xml:space="preserve">• Delivered customer-facing releases and production fixes under tight timelines by aligning stakeholders, managing dependencies, and driving release readiness across multiple teams.</w:t>
-      </w:r>
-    </w:p>
-    <w:p>
-      <w:pPr>
-        <w:ind w:left="720" w:firstLine="0"/>
-        <w:rPr>
-          <w:i w:val="1"/>
-          <w:iCs w:val="1"/>
-          <w:sz w:val="18"/>
-          <w:szCs w:val="18"/>
-        </w:rPr>
-      </w:pPr>
-      <w:r>
-        <w:rPr>
-          <w:i w:val="1"/>
-          <w:iCs w:val="1"/>
-          <w:sz w:val="18"/>
-          <w:szCs w:val="18"/>
-          <w:rtl w:val="0"/>
-        </w:rPr>
-        <w:t xml:space="preserve">• Led modernization and performance initiatives across Rails platforms through profiling, refactoring, and database tuning, reducing </w:t>
-      </w:r>
-      <w:r>
-        <w:rPr>
-          <w:i w:val="1"/>
-          <w:iCs w:val="1"/>
-          <w:sz w:val="18"/>
-          <w:szCs w:val="18"/>
-          <w:rtl w:val="0"/>
-        </w:rPr>
-        <w:t xml:space="preserve">p95 </w:t>
-      </w:r>
-      <w:r>
-        <w:rPr>
-          <w:i w:val="1"/>
-          <w:iCs w:val="1"/>
-          <w:sz w:val="18"/>
-          <w:szCs w:val="18"/>
-          <w:rtl w:val="0"/>
-        </w:rPr>
-        <w:t xml:space="preserve">latency by </w:t>
-      </w:r>
-      <w:r>
-        <w:rPr>
-          <w:i w:val="1"/>
-          <w:iCs w:val="1"/>
-          <w:sz w:val="18"/>
-          <w:szCs w:val="18"/>
-          <w:rtl w:val="0"/>
-        </w:rPr>
-        <w:t xml:space="preserve">32% </w:t>
-      </w:r>
-      <w:r>
-        <w:rPr>
-          <w:i w:val="1"/>
-          <w:iCs w:val="1"/>
-          <w:sz w:val="18"/>
-          <w:szCs w:val="18"/>
-          <w:rtl w:val="0"/>
-        </w:rPr>
-        <w:t xml:space="preserve">and lowering slow queries by </w:t>
-      </w:r>
-      <w:r>
-        <w:rPr>
-          <w:i w:val="1"/>
-          <w:iCs w:val="1"/>
-          <w:sz w:val="18"/>
-          <w:szCs w:val="18"/>
-          <w:rtl w:val="0"/>
-        </w:rPr>
-        <w:t xml:space="preserve">45%</w:t>
-      </w:r>
-      <w:r>
-        <w:rPr>
-          <w:i w:val="1"/>
-          <w:iCs w:val="1"/>
-          <w:sz w:val="18"/>
-          <w:szCs w:val="18"/>
-          <w:rtl w:val="0"/>
-        </w:rPr>
-        <w:t xml:space="preserve">.</w:t>
-      </w:r>
-    </w:p>
-    <w:p>
-      <w:pPr>
-        <w:ind w:left="720" w:firstLine="0"/>
-        <w:rPr>
-          <w:i w:val="1"/>
-          <w:iCs w:val="1"/>
-          <w:sz w:val="18"/>
-          <w:szCs w:val="18"/>
-        </w:rPr>
-      </w:pPr>
-      <w:r>
-        <w:rPr>
-          <w:i w:val="1"/>
-          <w:iCs w:val="1"/>
-          <w:sz w:val="18"/>
-          <w:szCs w:val="18"/>
-          <w:rtl w:val="0"/>
-        </w:rPr>
-        <w:t xml:space="preserve">• Built and stabilized </w:t>
-      </w:r>
-      <w:r>
-        <w:rPr>
-          <w:i w:val="1"/>
-          <w:iCs w:val="1"/>
-          <w:sz w:val="18"/>
-          <w:szCs w:val="18"/>
-          <w:rtl w:val="0"/>
-        </w:rPr>
-        <w:t xml:space="preserve">CI/CD </w:t>
-      </w:r>
-      <w:r>
-        <w:rPr>
-          <w:i w:val="1"/>
-          <w:iCs w:val="1"/>
-          <w:sz w:val="18"/>
-          <w:szCs w:val="18"/>
-          <w:rtl w:val="0"/>
-        </w:rPr>
-        <w:t xml:space="preserve">and deployment practices to improve repeatability and reduce manual steps, improving deployment frequency from 1–2/month to 2/week and cutting build time by </w:t>
-      </w:r>
-      <w:r>
-        <w:rPr>
-          <w:i w:val="1"/>
-          <w:iCs w:val="1"/>
-          <w:sz w:val="18"/>
-          <w:szCs w:val="18"/>
-          <w:rtl w:val="0"/>
-        </w:rPr>
-        <w:t xml:space="preserve">35%.</w:t>
+        <w:t xml:space="preserve">AI-AUGMENTED ENGINEERING PRACTICES</w:t>
+      </w:r>
+    </w:p>
+    <w:p>
+      <w:pPr>
+        <w:ind w:left="720" w:firstLine="0"/>
+        <w:rPr>
+          <w:i w:val="1"/>
+          <w:iCs w:val="1"/>
+          <w:sz w:val="18"/>
+          <w:szCs w:val="18"/>
+        </w:rPr>
+      </w:pPr>
+      <w:r>
+        <w:rPr>
+          <w:i w:val="1"/>
+          <w:iCs w:val="1"/>
+          <w:sz w:val="18"/>
+          <w:szCs w:val="18"/>
+          <w:rtl w:val="0"/>
+        </w:rPr>
+        <w:t xml:space="preserve">• Follow AI-assisted software engineering practices across application development and DevOps workflows by leveraging Claude, Cursor IDE, and LLM-based coding assistants for architecture design, code generation, refactoring, test automation, and technical documentation.</w:t>
+      </w:r>
+    </w:p>
+    <w:p>
+      <w:pPr>
+        <w:ind w:left="720" w:firstLine="0"/>
+        <w:rPr>
+          <w:i w:val="1"/>
+          <w:iCs w:val="1"/>
+          <w:sz w:val="18"/>
+          <w:szCs w:val="18"/>
+        </w:rPr>
+      </w:pPr>
+      <w:r>
+        <w:rPr>
+          <w:i w:val="1"/>
+          <w:iCs w:val="1"/>
+          <w:sz w:val="18"/>
+          <w:szCs w:val="18"/>
+          <w:rtl w:val="0"/>
+        </w:rPr>
+        <w:t xml:space="preserve">• Apply AI capabilities within Dockerized environments and GitHub Actions to streamline CI/CD pipelines, automate code quality checks, security scanning, release validations, and deployment processes, with a focus on improving development velocity, deployment reliability, and operational efficiency.</w:t>
+      </w:r>
+    </w:p>
+    <w:p>
+      <w:pPr>
+        <w:ind w:left="720" w:firstLine="0"/>
+        <w:rPr>
+          <w:i w:val="1"/>
+          <w:iCs w:val="1"/>
+          <w:sz w:val="18"/>
+          <w:szCs w:val="18"/>
+        </w:rPr>
+      </w:pPr>
+      <w:r>
+        <w:rPr>
+          <w:i w:val="1"/>
+          <w:iCs w:val="1"/>
+          <w:sz w:val="18"/>
+          <w:szCs w:val="18"/>
+          <w:rtl w:val="0"/>
+        </w:rPr>
+        <w:t xml:space="preserve">• Follow prompt engineering and AI code review best practices to maintain consistency, security, and quality standards.</w:t>
+      </w:r>
+      <w:r>
+        <w:rPr>
+          <w:rtl w:val="0"/>
+        </w:rPr>
       </w:r>
     </w:p>
     <w:p>
@@ -1468,6 +1352,8 @@
       <w:pPr>
         <w:ind w:firstLine="720"/>
         <w:rPr>
+          <w:i w:val="1"/>
+          <w:iCs w:val="1"/>
           <w:sz w:val="18"/>
           <w:szCs w:val="18"/>
         </w:rPr>
@@ -1498,25 +1384,46 @@
           <w:szCs w:val="18"/>
           <w:rtl w:val="0"/>
         </w:rPr>
-        <w:t xml:space="preserve">NewRelic, JSReport, D3.js</w:t>
-      </w:r>
-      <w:r>
-        <w:rPr>
-          <w:rtl w:val="0"/>
-        </w:rPr>
-      </w:r>
-    </w:p>
-    <w:p>
-      <w:pPr>
-        <w:rPr>
-          <w:sz w:val="18"/>
-          <w:szCs w:val="18"/>
-        </w:rPr>
-      </w:pPr>
-      <w:r>
-        <w:rPr>
-          <w:rtl w:val="0"/>
-        </w:rPr>
+        <w:t xml:space="preserve">NewRelic, JSReport, </w:t>
+      </w:r>
+      <w:hyperlink r:id="rId9">
+        <w:r>
+          <w:rPr>
+            <w:i w:val="1"/>
+            <w:iCs w:val="1"/>
+            <w:color w:val="1155cc"/>
+            <w:sz w:val="18"/>
+            <w:szCs w:val="18"/>
+            <w:u w:val="single"/>
+            <w:rtl w:val="0"/>
+          </w:rPr>
+          <w:t xml:space="preserve">D3.js</w:t>
+        </w:r>
+      </w:hyperlink>
+      <w:r>
+        <w:rPr>
+          <w:rtl w:val="0"/>
+        </w:rPr>
+      </w:r>
+    </w:p>
+    <w:p>
+      <w:pPr>
+        <w:ind w:firstLine="720"/>
+        <w:rPr>
+          <w:sz w:val="18"/>
+          <w:szCs w:val="18"/>
+        </w:rPr>
+      </w:pPr>
+      <w:r>
+        <w:rPr>
+          <w:sz w:val="18"/>
+          <w:szCs w:val="18"/>
+          <w:rtl w:val="0"/>
+        </w:rPr>
+        <w:t xml:space="preserve">AI &amp; Automation Tools:</w:t>
+        <w:tab/>
+        <w:tab/>
+        <w:t xml:space="preserve">Claude, Cursor IDE, LLM-based Coding Assistants.</w:t>
       </w:r>
     </w:p>
     <w:p>
@@ -1603,7 +1510,17 @@
           <w:szCs w:val="18"/>
           <w:rtl w:val="0"/>
         </w:rPr>
-        <w:t xml:space="preserve">Engineering Lead </w:t>
+        <w:t xml:space="preserve">Principal Software Engineer</w:t>
+      </w:r>
+      <w:r>
+        <w:rPr>
+          <w:b w:val="1"/>
+          <w:bCs w:val="1"/>
+          <w:sz w:val="18"/>
+          <w:szCs w:val="18"/>
+          <w:rtl w:val="0"/>
+        </w:rPr>
+        <w:t xml:space="preserve"> </w:t>
       </w:r>
       <w:r>
         <w:rPr>
@@ -4265,16 +4182,16 @@
             <wp:extent cx="261938" cy="261938"/>
             <wp:effectExtent b="0" l="0" r="0" t="0"/>
             <wp:wrapNone/>
-            <wp:docPr id="7" name="image9.png"/>
+            <wp:docPr id="7" name="image2.png"/>
             <a:graphic>
               <a:graphicData uri="http://schemas.openxmlformats.org/drawingml/2006/picture">
                 <pic:pic>
                   <pic:nvPicPr>
-                    <pic:cNvPr id="0" name="image9.png"/>
+                    <pic:cNvPr id="0" name="image2.png"/>
                     <pic:cNvPicPr preferRelativeResize="0"/>
                   </pic:nvPicPr>
                   <pic:blipFill>
-                    <a:blip r:embed="rId9"/>
+                    <a:blip r:embed="rId10"/>
                     <a:srcRect b="0" l="0" r="0" t="0"/>
                     <a:stretch>
                       <a:fillRect/>
@@ -4329,7 +4246,7 @@
                     <pic:cNvPicPr preferRelativeResize="0"/>
                   </pic:nvPicPr>
                   <pic:blipFill>
-                    <a:blip r:embed="rId10"/>
+                    <a:blip r:embed="rId11"/>
                     <a:srcRect b="0" l="0" r="0" t="0"/>
                     <a:stretch>
                       <a:fillRect/>
@@ -4362,16 +4279,16 @@
             <wp:extent cx="209550" cy="209550"/>
             <wp:effectExtent b="0" l="0" r="0" t="0"/>
             <wp:wrapNone/>
-            <wp:docPr id="8" name="image3.png"/>
+            <wp:docPr id="8" name="image9.png"/>
             <a:graphic>
               <a:graphicData uri="http://schemas.openxmlformats.org/drawingml/2006/picture">
                 <pic:pic>
                   <pic:nvPicPr>
-                    <pic:cNvPr id="0" name="image3.png"/>
+                    <pic:cNvPr id="0" name="image9.png"/>
                     <pic:cNvPicPr preferRelativeResize="0"/>
                   </pic:nvPicPr>
                   <pic:blipFill>
-                    <a:blip r:embed="rId11"/>
+                    <a:blip r:embed="rId12"/>
                     <a:srcRect b="0" l="0" r="0" t="0"/>
                     <a:stretch>
                       <a:fillRect/>
@@ -4516,16 +4433,16 @@
           <wp:inline distB="114300" distT="114300" distL="114300" distR="114300">
             <wp:extent cx="1166813" cy="822250"/>
             <wp:effectExtent b="0" l="0" r="0" t="0"/>
-            <wp:docPr id="10" name="image5.png"/>
+            <wp:docPr id="10" name="image6.png"/>
             <a:graphic>
               <a:graphicData uri="http://schemas.openxmlformats.org/drawingml/2006/picture">
                 <pic:pic>
                   <pic:nvPicPr>
-                    <pic:cNvPr id="0" name="image5.png"/>
+                    <pic:cNvPr id="0" name="image6.png"/>
                     <pic:cNvPicPr preferRelativeResize="0"/>
                   </pic:nvPicPr>
                   <pic:blipFill>
-                    <a:blip r:embed="rId12"/>
+                    <a:blip r:embed="rId13"/>
                     <a:srcRect b="0" l="0" r="0" t="0"/>
                     <a:stretch>
                       <a:fillRect/>
@@ -4630,75 +4547,12 @@
           <wp:inline distB="114300" distT="114300" distL="114300" distR="114300">
             <wp:extent cx="137160" cy="137160"/>
             <wp:effectExtent b="0" l="0" r="0" t="0"/>
-            <wp:docPr id="1" name="image2.png"/>
+            <wp:docPr id="1" name="image8.png"/>
             <a:graphic>
               <a:graphicData uri="http://schemas.openxmlformats.org/drawingml/2006/picture">
                 <pic:pic>
                   <pic:nvPicPr>
-                    <pic:cNvPr id="0" name="image2.png"/>
-                    <pic:cNvPicPr preferRelativeResize="0"/>
-                  </pic:nvPicPr>
-                  <pic:blipFill>
-                    <a:blip r:embed="rId13"/>
-                    <a:srcRect b="0" l="0" r="0" t="0"/>
-                    <a:stretch>
-                      <a:fillRect/>
-                    </a:stretch>
-                  </pic:blipFill>
-                  <pic:spPr>
-                    <a:xfrm>
-                      <a:off x="0" y="0"/>
-                      <a:ext cx="137160" cy="137160"/>
-                    </a:xfrm>
-                    <a:prstGeom prst="rect"/>
-                    <a:ln/>
-                  </pic:spPr>
-                </pic:pic>
-              </a:graphicData>
-            </a:graphic>
-          </wp:inline>
-        </w:drawing>
-      </w:r>
-      <w:r>
-        <w:rPr>
-          <w:sz w:val="18"/>
-          <w:szCs w:val="18"/>
-          <w:rtl w:val="0"/>
-        </w:rPr>
-        <w:t xml:space="preserve"> </w:t>
-      </w:r>
-      <w:r>
-        <w:rPr>
-          <w:sz w:val="20"/>
-          <w:szCs w:val="20"/>
-          <w:rtl w:val="0"/>
-        </w:rPr>
-        <w:t xml:space="preserve">linkedin.com/in/arun1ly    </w:t>
-      </w:r>
-    </w:p>
-    <w:p>
-      <w:pPr>
-        <w:spacing w:line="240" w:lineRule="auto"/>
-        <w:rPr>
-          <w:sz w:val="20"/>
-          <w:szCs w:val="20"/>
-        </w:rPr>
-      </w:pPr>
-      <w:r>
-        <w:rPr>
-          <w:sz w:val="20"/>
-          <w:szCs w:val="20"/>
-        </w:rPr>
-        <w:drawing>
-          <wp:inline distB="114300" distT="114300" distL="114300" distR="114300">
-            <wp:extent cx="137160" cy="137160"/>
-            <wp:effectExtent b="0" l="0" r="0" t="0"/>
-            <wp:docPr id="3" name="image1.png"/>
-            <a:graphic>
-              <a:graphicData uri="http://schemas.openxmlformats.org/drawingml/2006/picture">
-                <pic:pic>
-                  <pic:nvPicPr>
-                    <pic:cNvPr id="0" name="image1.png"/>
+                    <pic:cNvPr id="0" name="image8.png"/>
                     <pic:cNvPicPr preferRelativeResize="0"/>
                   </pic:nvPicPr>
                   <pic:blipFill>
@@ -4724,6 +4578,69 @@
       </w:r>
       <w:r>
         <w:rPr>
+          <w:sz w:val="18"/>
+          <w:szCs w:val="18"/>
+          <w:rtl w:val="0"/>
+        </w:rPr>
+        <w:t xml:space="preserve"> </w:t>
+      </w:r>
+      <w:r>
+        <w:rPr>
+          <w:sz w:val="20"/>
+          <w:szCs w:val="20"/>
+          <w:rtl w:val="0"/>
+        </w:rPr>
+        <w:t xml:space="preserve">linkedin.com/in/arun1ly    </w:t>
+      </w:r>
+    </w:p>
+    <w:p>
+      <w:pPr>
+        <w:spacing w:line="240" w:lineRule="auto"/>
+        <w:rPr>
+          <w:sz w:val="20"/>
+          <w:szCs w:val="20"/>
+        </w:rPr>
+      </w:pPr>
+      <w:r>
+        <w:rPr>
+          <w:sz w:val="20"/>
+          <w:szCs w:val="20"/>
+        </w:rPr>
+        <w:drawing>
+          <wp:inline distB="114300" distT="114300" distL="114300" distR="114300">
+            <wp:extent cx="137160" cy="137160"/>
+            <wp:effectExtent b="0" l="0" r="0" t="0"/>
+            <wp:docPr id="3" name="image7.png"/>
+            <a:graphic>
+              <a:graphicData uri="http://schemas.openxmlformats.org/drawingml/2006/picture">
+                <pic:pic>
+                  <pic:nvPicPr>
+                    <pic:cNvPr id="0" name="image7.png"/>
+                    <pic:cNvPicPr preferRelativeResize="0"/>
+                  </pic:nvPicPr>
+                  <pic:blipFill>
+                    <a:blip r:embed="rId15"/>
+                    <a:srcRect b="0" l="0" r="0" t="0"/>
+                    <a:stretch>
+                      <a:fillRect/>
+                    </a:stretch>
+                  </pic:blipFill>
+                  <pic:spPr>
+                    <a:xfrm>
+                      <a:off x="0" y="0"/>
+                      <a:ext cx="137160" cy="137160"/>
+                    </a:xfrm>
+                    <a:prstGeom prst="rect"/>
+                    <a:ln/>
+                  </pic:spPr>
+                </pic:pic>
+              </a:graphicData>
+            </a:graphic>
+          </wp:inline>
+        </w:drawing>
+      </w:r>
+      <w:r>
+        <w:rPr>
           <w:sz w:val="20"/>
           <w:szCs w:val="20"/>
           <w:rtl w:val="0"/>
@@ -4748,16 +4665,16 @@
           <wp:inline distB="114300" distT="114300" distL="114300" distR="114300">
             <wp:extent cx="164592" cy="164592"/>
             <wp:effectExtent b="0" l="0" r="0" t="0"/>
-            <wp:docPr id="5" name="image4.png"/>
+            <wp:docPr id="5" name="image5.png"/>
             <a:graphic>
               <a:graphicData uri="http://schemas.openxmlformats.org/drawingml/2006/picture">
                 <pic:pic>
                   <pic:nvPicPr>
-                    <pic:cNvPr id="0" name="image4.png"/>
+                    <pic:cNvPr id="0" name="image5.png"/>
                     <pic:cNvPicPr preferRelativeResize="0"/>
                   </pic:nvPicPr>
                   <pic:blipFill>
-                    <a:blip r:embed="rId15"/>
+                    <a:blip r:embed="rId16"/>
                     <a:srcRect b="0" l="0" r="0" t="0"/>
                     <a:stretch>
                       <a:fillRect/>
@@ -4870,7 +4787,7 @@
         </w:rPr>
         <w:t xml:space="preserve">For the .pdf format of the same resume, refer to:</w:t>
       </w:r>
-      <w:hyperlink r:id="rId16">
+      <w:hyperlink r:id="rId17">
         <w:r>
           <w:rPr>
             <w:i w:val="1"/>
@@ -4882,7 +4799,7 @@
           <w:t xml:space="preserve"> </w:t>
         </w:r>
       </w:hyperlink>
-      <w:hyperlink r:id="rId17">
+      <w:hyperlink r:id="rId18">
         <w:r>
           <w:rPr>
             <w:i w:val="1"/>
